--- a/resources/public-participation-book-template.docx
+++ b/resources/public-participation-book-template.docx
@@ -2,81 +2,392 @@
 <file path=word/document.xml><?xml version="1.0" encoding="utf-8"?>
 <w:document xmlns:wpc="http://schemas.microsoft.com/office/word/2010/wordprocessingCanvas" xmlns:cx="http://schemas.microsoft.com/office/drawing/2014/chartex" xmlns:cx1="http://schemas.microsoft.com/office/drawing/2015/9/8/chartex" xmlns:cx2="http://schemas.microsoft.com/office/drawing/2015/10/21/chartex" xmlns:cx3="http://schemas.microsoft.com/office/drawing/2016/5/9/chartex" xmlns:cx4="http://schemas.microsoft.com/office/drawing/2016/5/10/chartex" xmlns:cx5="http://schemas.microsoft.com/office/drawing/2016/5/11/chartex" xmlns:cx6="http://schemas.microsoft.com/office/drawing/2016/5/12/chartex" xmlns:cx7="http://schemas.microsoft.com/office/drawing/2016/5/13/chartex" xmlns:cx8="http://schemas.microsoft.com/office/drawing/2016/5/14/chartex" xmlns:mc="http://schemas.openxmlformats.org/markup-compatibility/2006" xmlns:aink="http://schemas.microsoft.com/office/drawing/2016/ink" xmlns:am3d="http://schemas.microsoft.com/office/drawing/2017/model3d" xmlns:o="urn:schemas-microsoft-com:office:office" xmlns:oel="http://schemas.microsoft.com/office/2019/extlst" xmlns:r="http://schemas.openxmlformats.org/officeDocument/2006/relationships" xmlns:m="http://schemas.openxmlformats.org/officeDocument/2006/math" xmlns:v="urn:schemas-microsoft-com:vml" xmlns:wp14="http://schemas.microsoft.com/office/word/2010/wordprocessingDrawing" xmlns:wp="http://schemas.openxmlformats.org/drawingml/2006/wordprocessingDrawing" xmlns:w10="urn:schemas-microsoft-com:office:word" xmlns:w="http://schemas.openxmlformats.org/wordprocessingml/2006/main" xmlns:w14="http://schemas.microsoft.com/office/word/2010/wordml" xmlns:w15="http://schemas.microsoft.com/office/word/2012/wordml" xmlns:w16cex="http://schemas.microsoft.com/office/word/2018/wordml/cex" xmlns:w16cid="http://schemas.microsoft.com/office/word/2016/wordml/cid" xmlns:w16="http://schemas.microsoft.com/office/word/2018/wordml" xmlns:w16du="http://schemas.microsoft.com/office/word/2023/wordml/word16du" xmlns:w16sdtdh="http://schemas.microsoft.com/office/word/2020/wordml/sdtdatahash" xmlns:w16sdtfl="http://schemas.microsoft.com/office/word/2024/wordml/sdtformatlock" xmlns:w16se="http://schemas.microsoft.com/office/word/2015/wordml/symex" xmlns:wpg="http://schemas.microsoft.com/office/word/2010/wordprocessingGroup" xmlns:wpi="http://schemas.microsoft.com/office/word/2010/wordprocessingInk" xmlns:wne="http://schemas.microsoft.com/office/word/2006/wordml" xmlns:wps="http://schemas.microsoft.com/office/word/2010/wordprocessingShape" mc:Ignorable="w14 w15 w16se w16cid w16 w16cex w16sdtdh w16sdtfl w16du wp14">
   <w:body>
+    <w:tbl>
+      <w:tblPr>
+        <w:tblW w:w="9016" w:type="dxa"/>
+        <w:jc w:val="center"/>
+        <w:tblBorders>
+          <w:top w:val="none" w:sz="0" w:space="0"/>
+          <w:left w:val="none" w:sz="0" w:space="0"/>
+          <w:bottom w:val="none" w:sz="0" w:space="0"/>
+          <w:right w:val="none" w:sz="0" w:space="0"/>
+          <w:insideH w:val="none" w:sz="0" w:space="0"/>
+          <w:insideV w:val="none" w:sz="0" w:space="0"/>
+        </w:tblBorders>
+        <w:tblLayout w:type="fixed"/>
+        <w:tblCellMar>
+          <w:top w:w="0" w:type="dxa"/>
+          <w:left w:w="40" w:type="dxa"/>
+          <w:bottom w:w="0" w:type="dxa"/>
+          <w:right w:w="40" w:type="dxa"/>
+        </w:tblCellMar>
+      </w:tblPr>
+      <w:tblGrid>
+        <w:gridCol w:w="1350"/>
+        <w:gridCol w:w="6316"/>
+        <w:gridCol w:w="1350"/>
+      </w:tblGrid>
+      <w:tr>
+        <w:tc>
+          <w:tcPr>
+            <w:tcW w:w="1350" w:type="dxa"/>
+            <w:vAlign w:val="center"/>
+          </w:tcPr>
+          <w:p>
+            <w:pPr>
+              <w:spacing w:after="0" w:line="240" w:lineRule="auto"/>
+              <w:jc w:val="center"/>
+              <w:rPr>
+                <w:rFonts w:ascii="Times New Roman" w:eastAsia="Calibri" w:hAnsi="Times New Roman" w:cs="Times New Roman"/>
+                <w:kern w:val="0"/>
+                <w:sz w:val="20"/>
+                <w:szCs w:val="22"/>
+                <w:lang w:val="en-US"/>
+                <w14:ligatures w14:val="none"/>
+              </w:rPr>
+            </w:pPr>
+            <w:r>
+              <w:rPr>
+                <w:rFonts w:ascii="Times New Roman" w:eastAsia="Calibri" w:hAnsi="Times New Roman" w:cs="Times New Roman"/>
+                <w:noProof/>
+                <w:kern w:val="0"/>
+                <w:sz w:val="22"/>
+                <w:szCs w:val="22"/>
+                <w14:ligatures w14:val="none"/>
+              </w:rPr>
+              <mc:AlternateContent>
+                <mc:Choice Requires="wps">
+                  <w:drawing>
+                    <wp:anchor distT="0" distB="0" distL="114300" distR="114300" simplePos="0" relativeHeight="251659264" behindDoc="1" locked="0" layoutInCell="1" allowOverlap="1" wp14:anchorId="43152ACF" wp14:editId="1E180E62">
+                      <wp:simplePos x="0" y="0"/>
+                      <wp:positionH relativeFrom="column">
+                        <wp:posOffset>585470</wp:posOffset>
+                      </wp:positionH>
+                      <wp:positionV relativeFrom="paragraph">
+                        <wp:posOffset>86995</wp:posOffset>
+                      </wp:positionV>
+                      <wp:extent cx="4874260" cy="564515"/>
+                      <wp:effectExtent l="0" t="0" r="0" b="0"/>
+                      <wp:wrapNone/>
+                      <wp:docPr id="1366719364" name="WordArt 39"/>
+                      <wp:cNvGraphicFramePr>
+                        <a:graphicFrameLocks xmlns:a="http://schemas.openxmlformats.org/drawingml/2006/main"/>
+                      </wp:cNvGraphicFramePr>
+                      <a:graphic xmlns:a="http://schemas.openxmlformats.org/drawingml/2006/main">
+                        <a:graphicData uri="http://schemas.microsoft.com/office/word/2010/wordprocessingShape">
+                          <wps:wsp>
+                            <wps:cNvSpPr txBox="1">
+                              <a:spLocks/>
+                            </wps:cNvSpPr>
+                            <wps:spPr bwMode="auto">
+                              <a:xfrm>
+                                <a:off x="0" y="0"/>
+                                <a:ext cx="4874260" cy="564515"/>
+                              </a:xfrm>
+                              <a:prstGeom prst="rect">
+                                <a:avLst/>
+                              </a:prstGeom>
+                              <a:extLst>
+                                <a:ext uri="{AF507438-7753-43E0-B8FC-AC1667EBCBE1}">
+                                  <a14:hiddenEffects xmlns:a14="http://schemas.microsoft.com/office/drawing/2010/main">
+                                    <a:effectLst/>
+                                  </a14:hiddenEffects>
+                                </a:ext>
+                              </a:extLst>
+                            </wps:spPr>
+                            <wps:txbx>
+                              <w:txbxContent>
+                                <w:p>
+                                  <w:pPr>
+                                    <w:jc w:val="center"/>
+                                    <w:rPr>
+                                      <w:rFonts w:ascii="Impact" w:hAnsi="Impact"/>
+                                      <w:color w:val="001DAC"/>
+                                      <w:kern w:val="0"/>
+                                      <w:sz w:val="37"/>
+                                      <w:szCs w:val="37"/>
+                                      <w:lang w:val="en-GB"/>
+                                      <w14:textOutline w14:w="9525" w14:cap="flat" w14:cmpd="sng" w14:algn="ctr">
+                                        <w14:solidFill>
+                                          <w14:srgbClr w14:val="000000">
+                                            <w14:lumMod w14:val="100000"/>
+                                            <w14:lumOff w14:val="0"/>
+                                          </w14:srgbClr>
+                                        </w14:solidFill>
+                                        <w14:prstDash w14:val="solid"/>
+                                        <w14:round/>
+                                      </w14:textOutline>
+                                      <w14:ligatures w14:val="none"/>
+                                    </w:rPr>
+                                  </w:pPr>
+                                  <w:r>
+                                    <w:rPr>
+                                      <w:rFonts w:ascii="Impact" w:hAnsi="Impact"/>
+                                      <w:color w:val="001DAC"/>
+                                      <w:sz w:val="37"/>
+                                      <w:szCs w:val="37"/>
+                                      <w:lang w:val="en-GB"/>
+                                      <w14:textOutline w14:w="9525" w14:cap="flat" w14:cmpd="sng" w14:algn="ctr">
+                                        <w14:solidFill>
+                                          <w14:srgbClr w14:val="000000">
+                                            <w14:lumMod w14:val="100000"/>
+                                            <w14:lumOff w14:val="0"/>
+                                          </w14:srgbClr>
+                                        </w14:solidFill>
+                                        <w14:prstDash w14:val="solid"/>
+                                        <w14:round/>
+                                      </w14:textOutline>
+                                    </w:rPr>
+                                    <w:t>CYBERABAD MUNICIPAL CORPORATION</w:t>
+                                  </w:r>
+                                </w:p>
+                              </w:txbxContent>
+                            </wps:txbx>
+                            <wps:bodyPr wrap="square" lIns="0" tIns="0" rIns="0" bIns="0" numCol="1" fromWordArt="1">
+                              <a:prstTxWarp prst="textPlain">
+                                <a:avLst>
+                                  <a:gd name="adj" fmla="val 50000"/>
+                                </a:avLst>
+                              </a:prstTxWarp>
+                              <a:noAutofit/>
+                            </wps:bodyPr>
+                          </wps:wsp>
+                        </a:graphicData>
+                      </a:graphic>
+                      <wp14:sizeRelH relativeFrom="page">
+                        <wp14:pctWidth>0</wp14:pctWidth>
+                      </wp14:sizeRelH>
+                      <wp14:sizeRelV relativeFrom="page">
+                        <wp14:pctHeight>0</wp14:pctHeight>
+                      </wp14:sizeRelV>
+                    </wp:anchor>
+                  </w:drawing>
+                </mc:Choice>
+                <mc:Fallback>
+                  <w:pict>
+                    <v:shapetype w14:anchorId="43152ACF" id="_x0000_t202" coordsize="21600,21600" o:spt="202" path="m,l,21600r21600,l21600,xe">
+                      <v:stroke joinstyle="miter"/>
+                      <v:path gradientshapeok="t" o:connecttype="rect"/>
+                    </v:shapetype>
+                    <v:shape id="WordArt 39" o:spid="_x0000_s1026" type="#_x0000_t202" style="position:absolute;left:0;text-align:left;margin-left:46.1pt;margin-top:6.85pt;width:383.8pt;height:44.45pt;z-index:-251657216;visibility:visible;mso-wrap-style:square;mso-width-percent:0;mso-height-percent:0;mso-wrap-distance-left:9pt;mso-wrap-distance-top:0;mso-wrap-distance-right:9pt;mso-wrap-distance-bottom:0;mso-position-horizontal:absolute;mso-position-horizontal-relative:text;mso-position-vertical:absolute;mso-position-vertical-relative:text;mso-width-percent:0;mso-height-percent:0;mso-width-relative:page;mso-height-relative:page;v-text-anchor:top" o:gfxdata="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" filled="f" stroked="f">
+                      <v:textbox inset="0,0,0,0">
+                        <w:txbxContent>
+                          <w:p>
+                            <w:pPr>
+                              <w:jc w:val="center"/>
+                              <w:rPr>
+                                <w:rFonts w:ascii="Impact" w:hAnsi="Impact"/>
+                                <w:color w:val="001DAC"/>
+                                <w:kern w:val="0"/>
+                                <w:sz w:val="37"/>
+                                <w:szCs w:val="37"/>
+                                <w:lang w:val="en-GB"/>
+                                <w14:textOutline w14:w="9525" w14:cap="flat" w14:cmpd="sng" w14:algn="ctr">
+                                  <w14:solidFill>
+                                    <w14:srgbClr w14:val="000000">
+                                      <w14:lumMod w14:val="100000"/>
+                                      <w14:lumOff w14:val="0"/>
+                                    </w14:srgbClr>
+                                  </w14:solidFill>
+                                  <w14:prstDash w14:val="solid"/>
+                                  <w14:round/>
+                                </w14:textOutline>
+                                <w14:ligatures w14:val="none"/>
+                              </w:rPr>
+                            </w:pPr>
+                            <w:r>
+                              <w:rPr>
+                                <w:rFonts w:ascii="Impact" w:hAnsi="Impact"/>
+                                <w:color w:val="001DAC"/>
+                                <w:sz w:val="37"/>
+                                <w:szCs w:val="37"/>
+                                <w:lang w:val="en-GB"/>
+                                <w14:textOutline w14:w="9525" w14:cap="flat" w14:cmpd="sng" w14:algn="ctr">
+                                  <w14:solidFill>
+                                    <w14:srgbClr w14:val="000000">
+                                      <w14:lumMod w14:val="100000"/>
+                                      <w14:lumOff w14:val="0"/>
+                                    </w14:srgbClr>
+                                  </w14:solidFill>
+                                  <w14:prstDash w14:val="solid"/>
+                                  <w14:round/>
+                                </w14:textOutline>
+                              </w:rPr>
+                              <w:t>CYBERABAD MUNICIPAL CORPORATION</w:t>
+                            </w:r>
+                          </w:p>
+                        </w:txbxContent>
+                      </v:textbox>
+                    </v:shape>
+                  </w:pict>
+                </mc:Fallback>
+              </mc:AlternateContent>
+            </w:r>
+            <w:r>
+              <w:rPr>
+                <w:rFonts w:ascii="Times New Roman" w:eastAsia="Calibri" w:hAnsi="Times New Roman" w:cs="Times New Roman"/>
+                <w:noProof/>
+                <w:kern w:val="0"/>
+                <w:sz w:val="22"/>
+                <w:szCs w:val="22"/>
+                <w:lang w:val="en-US" w:bidi="te-IN"/>
+                <w14:ligatures w14:val="none"/>
+              </w:rPr>
+              <w:drawing>
+                <wp:anchor distT="0" distB="0" distL="114300" distR="114300" simplePos="0" relativeHeight="251660288" behindDoc="1" locked="0" layoutInCell="1" allowOverlap="1" wp14:anchorId="1BEC8E82" wp14:editId="5D23E0F3">
+                  <wp:simplePos x="0" y="0"/>
+                  <wp:positionH relativeFrom="column">
+                    <wp:posOffset>-52512</wp:posOffset>
+                  </wp:positionH>
+                  <wp:positionV relativeFrom="paragraph">
+                    <wp:posOffset>97624</wp:posOffset>
+                  </wp:positionV>
+                  <wp:extent cx="561395" cy="572494"/>
+                  <wp:effectExtent l="19050" t="0" r="0" b="0"/>
+                  <wp:wrapNone/>
+                  <wp:docPr id="34" name="Picture 10" descr="C:\Users\Administrator\Downloads\telanganalogo1.png"/>
+                  <wp:cNvGraphicFramePr>
+                    <a:graphicFrameLocks xmlns:a="http://schemas.openxmlformats.org/drawingml/2006/main" noChangeAspect="1"/>
+                  </wp:cNvGraphicFramePr>
+                  <a:graphic xmlns:a="http://schemas.openxmlformats.org/drawingml/2006/main">
+                    <a:graphicData uri="http://schemas.openxmlformats.org/drawingml/2006/picture">
+                      <pic:pic xmlns:pic="http://schemas.openxmlformats.org/drawingml/2006/picture">
+                        <pic:nvPicPr>
+                          <pic:cNvPr id="0" name="Picture 10" descr="C:\Users\Administrator\Downloads\telanganalogo1.png"/>
+                          <pic:cNvPicPr>
+                            <a:picLocks noChangeAspect="1" noChangeArrowheads="1"/>
+                          </pic:cNvPicPr>
+                        </pic:nvPicPr>
+                        <pic:blipFill>
+                          <a:blip r:embed="rId50" cstate="print"/>
+                          <a:srcRect/>
+                          <a:stretch>
+                            <a:fillRect/>
+                          </a:stretch>
+                        </pic:blipFill>
+                        <pic:spPr bwMode="auto">
+                          <a:xfrm>
+                            <a:off x="0" y="0"/>
+                            <a:ext cx="561395" cy="572494"/>
+                          </a:xfrm>
+                          <a:prstGeom prst="rect">
+                            <a:avLst/>
+                          </a:prstGeom>
+                          <a:noFill/>
+                          <a:ln w="9525">
+                            <a:noFill/>
+                            <a:miter lim="800000"/>
+                            <a:headEnd/>
+                            <a:tailEnd/>
+                          </a:ln>
+                        </pic:spPr>
+                      </pic:pic>
+                    </a:graphicData>
+                  </a:graphic>
+                </wp:anchor>
+              </w:drawing>
+            </w:r>
+            <w:r>
+              <w:rPr>
+                <w:rFonts w:ascii="Times New Roman" w:eastAsia="Calibri" w:hAnsi="Times New Roman" w:cs="Times New Roman"/>
+                <w:noProof/>
+                <w:kern w:val="0"/>
+                <w:sz w:val="22"/>
+                <w:szCs w:val="22"/>
+                <w:lang w:val="en-US" w:bidi="te-IN"/>
+                <w14:ligatures w14:val="none"/>
+              </w:rPr>
+              <w:drawing>
+                <wp:anchor distT="0" distB="0" distL="114300" distR="114300" simplePos="0" relativeHeight="251661312" behindDoc="1" locked="0" layoutInCell="1" allowOverlap="1" wp14:anchorId="4479AE4F" wp14:editId="0B20D2FC">
+                  <wp:simplePos x="0" y="0"/>
+                  <wp:positionH relativeFrom="column">
+                    <wp:posOffset>5537255</wp:posOffset>
+                  </wp:positionH>
+                  <wp:positionV relativeFrom="paragraph">
+                    <wp:posOffset>2209</wp:posOffset>
+                  </wp:positionV>
+                  <wp:extent cx="656811" cy="620202"/>
+                  <wp:effectExtent l="19050" t="0" r="0" b="0"/>
+                  <wp:wrapNone/>
+                  <wp:docPr id="35" name="Picture 14" descr="C:\Users\Administrator\Downloads\TGNewLogo.jpg"/>
+                  <wp:cNvGraphicFramePr>
+                    <a:graphicFrameLocks xmlns:a="http://schemas.openxmlformats.org/drawingml/2006/main" noChangeAspect="1"/>
+                  </wp:cNvGraphicFramePr>
+                  <a:graphic xmlns:a="http://schemas.openxmlformats.org/drawingml/2006/main">
+                    <a:graphicData uri="http://schemas.openxmlformats.org/drawingml/2006/picture">
+                      <pic:pic xmlns:pic="http://schemas.openxmlformats.org/drawingml/2006/picture">
+                        <pic:nvPicPr>
+                          <pic:cNvPr id="0" name="Picture 14" descr="C:\Users\Administrator\Downloads\TGNewLogo.jpg"/>
+                          <pic:cNvPicPr>
+                            <a:picLocks noChangeAspect="1" noChangeArrowheads="1"/>
+                          </pic:cNvPicPr>
+                        </pic:nvPicPr>
+                        <pic:blipFill>
+                          <a:blip r:embed="rId51" cstate="print"/>
+                          <a:srcRect/>
+                          <a:stretch>
+                            <a:fillRect/>
+                          </a:stretch>
+                        </pic:blipFill>
+                        <pic:spPr bwMode="auto">
+                          <a:xfrm>
+                            <a:off x="0" y="0"/>
+                            <a:ext cx="656811" cy="620202"/>
+                          </a:xfrm>
+                          <a:prstGeom prst="rect">
+                            <a:avLst/>
+                          </a:prstGeom>
+                          <a:noFill/>
+                          <a:ln w="9525">
+                            <a:noFill/>
+                            <a:miter lim="800000"/>
+                            <a:headEnd/>
+                            <a:tailEnd/>
+                          </a:ln>
+                        </pic:spPr>
+                      </pic:pic>
+                    </a:graphicData>
+                  </a:graphic>
+                </wp:anchor>
+              </w:drawing>
+            </w:r>
+          </w:p>
+        </w:tc>
+      </w:tr>
+    </w:tbl>
     <w:p>
       <w:pPr>
-        <w:pStyle w:val="NoSpacing"/>
+        <w:spacing w:after="0" w:line="240" w:lineRule="auto"/>
         <w:jc w:val="center"/>
         <w:rPr>
-          <w:rFonts w:ascii="Times New Roman" w:hAnsi="Times New Roman"/>
-          <w:b/>
-          <w:sz w:val="32"/>
+          <w:rFonts w:ascii="Times New Roman" w:eastAsia="Calibri" w:hAnsi="Times New Roman" w:cs="Times New Roman"/>
+          <w:kern w:val="0"/>
+          <w:sz w:val="20"/>
+          <w:szCs w:val="22"/>
+          <w:lang w:val="en-US"/>
+          <w14:ligatures w14:val="none"/>
         </w:rPr>
       </w:pPr>
-      <w:r>
-        <w:rPr>
-          <w:rFonts w:ascii="Times New Roman" w:hAnsi="Times New Roman"/>
-          <w:b/>
-          <w:sz w:val="32"/>
-        </w:rPr>
-        <w:t>CYBERABAD MUNICIPAL CORPORATION</w:t>
-      </w:r>
     </w:p>
     <w:p>
       <w:pPr>
-        <w:pStyle w:val="NoSpacing"/>
-        <w:jc w:val="center"/>
+        <w:spacing w:after="0" w:line="240" w:lineRule="auto"/>
+        <w:rPr>
+          <w:rFonts w:ascii="Times New Roman" w:eastAsia="Times New Roman" w:hAnsi="Times New Roman" w:cs="Times New Roman"/>
+          <w:kern w:val="0"/>
+          <w:sz w:val="20"/>
+          <w:lang w:val="en-US"/>
+          <w14:ligatures w14:val="none"/>
+        </w:rPr>
       </w:pPr>
-      <w:r>
+    </w:p>
+    <w:p>
+      <w:pPr>
+        <w:spacing w:after="0" w:line="240" w:lineRule="auto"/>
         <w:rPr>
-          <w:noProof/>
-          <w:lang w:bidi="te-IN"/>
+          <w:sz w:val="44"/>
         </w:rPr>
-        <w:drawing>
-          <wp:inline distT="0" distB="0" distL="0" distR="0" wp14:anchorId="530AC632" wp14:editId="5F6254EA">
-            <wp:extent cx="862965" cy="841375"/>
-            <wp:effectExtent l="19050" t="0" r="0" b="0"/>
-            <wp:docPr id="1" name="Picture 1" descr="https://www.commonfloor.com/stories/wp-content/uploads/2012/08/ghmc.gif"/>
-            <wp:cNvGraphicFramePr>
-              <a:graphicFrameLocks xmlns:a="http://schemas.openxmlformats.org/drawingml/2006/main" noChangeAspect="1"/>
-            </wp:cNvGraphicFramePr>
-            <a:graphic xmlns:a="http://schemas.openxmlformats.org/drawingml/2006/main">
-              <a:graphicData uri="http://schemas.openxmlformats.org/drawingml/2006/picture">
-                <pic:pic xmlns:pic="http://schemas.openxmlformats.org/drawingml/2006/picture">
-                  <pic:nvPicPr>
-                    <pic:cNvPr id="1" name="Picture 1" descr="https://www.commonfloor.com/stories/wp-content/uploads/2012/08/ghmc.gif"/>
-                    <pic:cNvPicPr>
-                      <a:picLocks noChangeAspect="1" noChangeArrowheads="1"/>
-                    </pic:cNvPicPr>
-                  </pic:nvPicPr>
-                  <pic:blipFill>
-                    <a:blip r:embed="rId4"/>
-                    <a:srcRect/>
-                    <a:stretch>
-                      <a:fillRect/>
-                    </a:stretch>
-                  </pic:blipFill>
-                  <pic:spPr>
-                    <a:xfrm>
-                      <a:off x="0" y="0"/>
-                      <a:ext cx="862965" cy="841375"/>
-                    </a:xfrm>
-                    <a:prstGeom prst="rect">
-                      <a:avLst/>
-                    </a:prstGeom>
-                    <a:noFill/>
-                    <a:ln w="9525">
-                      <a:noFill/>
-                      <a:miter lim="800000"/>
-                      <a:headEnd/>
-                      <a:tailEnd/>
-                    </a:ln>
-                  </pic:spPr>
-                </pic:pic>
-              </a:graphicData>
-            </a:graphic>
-          </wp:inline>
-        </w:drawing>
-      </w:r>
+      </w:pPr>
     </w:p>
     <w:p>
       <w:pPr>
@@ -152,7 +463,7 @@
           <w:b/>
         </w:rPr>
         <w:tab/>
-        <w:t xml:space="preserve">Division: </w:t>
+        <w:t xml:space="preserve">Division: {{circle}} Circle-{{cno}}</w:t>
       </w:r>
       <w:r>
         <w:rPr>
@@ -183,7 +494,7 @@
           <w:b/>
         </w:rPr>
         <w:tab/>
-        <w:t xml:space="preserve"> Sl. No.:</w:t>
+        <w:t xml:space="preserve"> Sl. No.: {{Sl. No.}}</w:t>
       </w:r>
     </w:p>
     <w:p>

--- a/resources/public-participation-book-template.docx
+++ b/resources/public-participation-book-template.docx
@@ -442,59 +442,7 @@
         <w:rPr>
           <w:b/>
         </w:rPr>
-        <w:t xml:space="preserve">Zone: </w:t>
-      </w:r>
-      <w:proofErr w:type="spellStart"/>
-      <w:r>
-        <w:rPr>
-          <w:b/>
-        </w:rPr>
-        <w:t>{{zone}}</w:t>
-      </w:r>
-      <w:proofErr w:type="spellEnd"/>
-      <w:r>
-        <w:rPr>
-          <w:b/>
-        </w:rPr>
-        <w:t xml:space="preserve"> Zone     </w:t>
-      </w:r>
-      <w:r>
-        <w:rPr>
-          <w:b/>
-        </w:rPr>
-        <w:tab/>
-        <w:t xml:space="preserve">Division: {{circle}} Circle-{{cno}}</w:t>
-      </w:r>
-      <w:r>
-        <w:rPr>
-          <w:b/>
-        </w:rPr>
-        <w:tab/>
-      </w:r>
-      <w:r>
-        <w:rPr>
-          <w:b/>
-        </w:rPr>
-        <w:tab/>
-      </w:r>
-      <w:r>
-        <w:rPr>
-          <w:b/>
-        </w:rPr>
-        <w:tab/>
-      </w:r>
-      <w:r>
-        <w:rPr>
-          <w:b/>
-        </w:rPr>
-        <w:tab/>
-      </w:r>
-      <w:r>
-        <w:rPr>
-          <w:b/>
-        </w:rPr>
-        <w:tab/>
-        <w:t xml:space="preserve"> Sl. No.: {{Sl. No.}}</w:t>
+        <w:t xml:space="preserve">Zone: {{zone}} Zone     Division: {{circle}} circle     Sl. No.: {{cno}}</w:t>
       </w:r>
     </w:p>
     <w:p>

--- a/resources/public-participation-book-template.docx
+++ b/resources/public-participation-book-template.docx
@@ -138,7 +138,7 @@
                                         <w14:round/>
                                       </w14:textOutline>
                                     </w:rPr>
-                                    <w:t>CYBERABAD MUNICIPAL CORPORATION</w:t>
+                                    <w:t>{{Corp Full Caps}}</w:t>
                                   </w:r>
                                 </w:p>
                               </w:txbxContent>
@@ -213,7 +213,7 @@
                                   <w14:round/>
                                 </w14:textOutline>
                               </w:rPr>
-                              <w:t>CYBERABAD MUNICIPAL CORPORATION</w:t>
+                              <w:t>{{Corp Full Caps}}</w:t>
                             </w:r>
                           </w:p>
                         </w:txbxContent>
